--- a/files/CV.docx
+++ b/files/CV.docx
@@ -619,25 +619,7 @@
                 <w:sz w:val="24"/>
                 <w:szCs w:val="24"/>
               </w:rPr>
-              <w:t xml:space="preserve">Thesis Title: Automation of Course-Selection </w:t>
-            </w:r>
-            <w:proofErr w:type="gramStart"/>
-            <w:r>
-              <w:rPr>
-                <w:rFonts w:ascii="Palatino Linotype" w:hAnsi="Palatino Linotype"/>
-                <w:sz w:val="24"/>
-                <w:szCs w:val="24"/>
-              </w:rPr>
-              <w:t>Process(</w:t>
-            </w:r>
-            <w:proofErr w:type="gramEnd"/>
-            <w:r>
-              <w:rPr>
-                <w:rFonts w:ascii="Palatino Linotype" w:hAnsi="Palatino Linotype"/>
-                <w:sz w:val="24"/>
-                <w:szCs w:val="24"/>
-              </w:rPr>
-              <w:t>Harif)</w:t>
+              <w:t>Thesis Title: Automation of Course-Selection Process(Harif)</w:t>
             </w:r>
           </w:p>
           <w:p>
@@ -792,7 +774,15 @@
                 <w:sz w:val="24"/>
                 <w:szCs w:val="24"/>
               </w:rPr>
-              <w:t>Ranked 2</w:t>
+              <w:t xml:space="preserve">Ranked </w:t>
+            </w:r>
+            <w:r>
+              <w:rPr>
+                <w:rFonts w:ascii="Palatino Linotype" w:hAnsi="Palatino Linotype"/>
+                <w:sz w:val="24"/>
+                <w:szCs w:val="24"/>
+              </w:rPr>
+              <w:t>1</w:t>
             </w:r>
             <w:r>
               <w:rPr>
@@ -801,7 +791,7 @@
                 <w:szCs w:val="24"/>
                 <w:vertAlign w:val="superscript"/>
               </w:rPr>
-              <w:t>nd</w:t>
+              <w:t>st</w:t>
             </w:r>
             <w:r>
               <w:rPr>
@@ -1454,31 +1444,7 @@
                 <w:szCs w:val="24"/>
                 <w:shd w:val="clear" w:color="auto" w:fill="FFFFFF"/>
               </w:rPr>
-              <w:t xml:space="preserve">Is a </w:t>
-            </w:r>
-            <w:proofErr w:type="gramStart"/>
-            <w:r>
-              <w:rPr>
-                <w:rFonts w:ascii="Palatino Linotype" w:hAnsi="Palatino Linotype"/>
-                <w:color w:val="000000"/>
-                <w:spacing w:val="5"/>
-                <w:sz w:val="24"/>
-                <w:szCs w:val="24"/>
-                <w:shd w:val="clear" w:color="auto" w:fill="FFFFFF"/>
-              </w:rPr>
-              <w:t>Website</w:t>
-            </w:r>
-            <w:proofErr w:type="gramEnd"/>
-            <w:r>
-              <w:rPr>
-                <w:rFonts w:ascii="Palatino Linotype" w:hAnsi="Palatino Linotype"/>
-                <w:color w:val="000000"/>
-                <w:spacing w:val="5"/>
-                <w:sz w:val="24"/>
-                <w:szCs w:val="24"/>
-                <w:shd w:val="clear" w:color="auto" w:fill="FFFFFF"/>
-              </w:rPr>
-              <w:t xml:space="preserve"> created by me as an Intern for the RADMAN cooperation.</w:t>
+              <w:t>Is a Website created by me as an Intern for the RADMAN cooperation.</w:t>
             </w:r>
           </w:p>
           <w:p>
@@ -1554,23 +1520,13 @@
                 <w:szCs w:val="24"/>
               </w:rPr>
             </w:pPr>
-            <w:proofErr w:type="gramStart"/>
-            <w:r>
-              <w:rPr>
-                <w:rFonts w:ascii="Palatino Linotype" w:hAnsi="Palatino Linotype"/>
-                <w:sz w:val="24"/>
-                <w:szCs w:val="24"/>
-              </w:rPr>
-              <w:t>B.Sc</w:t>
-            </w:r>
-            <w:proofErr w:type="gramEnd"/>
-            <w:r>
-              <w:rPr>
-                <w:rFonts w:ascii="Palatino Linotype" w:hAnsi="Palatino Linotype"/>
-                <w:sz w:val="24"/>
-                <w:szCs w:val="24"/>
-              </w:rPr>
-              <w:t xml:space="preserve"> project (Harif):</w:t>
+            <w:r>
+              <w:rPr>
+                <w:rFonts w:ascii="Palatino Linotype" w:hAnsi="Palatino Linotype"/>
+                <w:sz w:val="24"/>
+                <w:szCs w:val="24"/>
+              </w:rPr>
+              <w:t>B.Sc project (Harif):</w:t>
             </w:r>
             <w:r>
               <w:rPr>
@@ -1980,7 +1936,7 @@
         </w:pBdr>
         <w:spacing w:line="240" w:lineRule="auto"/>
         <w:rPr>
-          <w:rFonts w:ascii="Palatino Linotype" w:hAnsi="Palatino Linotype" w:hint="cs"/>
+          <w:rFonts w:ascii="Palatino Linotype" w:hAnsi="Palatino Linotype"/>
           <w:sz w:val="24"/>
           <w:szCs w:val="24"/>
           <w:rtl/>

--- a/files/CV.docx
+++ b/files/CV.docx
@@ -2764,6 +2764,14 @@
                 <w:szCs w:val="24"/>
               </w:rPr>
               <w:t>Numpy, Pandas, Sklearn, Pytorch, Tensorflow 2, NetworkX, ML.NET, Weka</w:t>
+            </w:r>
+            <w:r>
+              <w:rPr>
+                <w:rFonts w:ascii="Palatino Linotype" w:hAnsi="Palatino Linotype"/>
+                <w:sz w:val="24"/>
+                <w:szCs w:val="24"/>
+              </w:rPr>
+              <w:t>, Stable Baselines</w:t>
             </w:r>
           </w:p>
           <w:p>
@@ -3698,17 +3706,6 @@
             <w:pPr>
               <w:bidi w:val="0"/>
               <w:spacing w:line="240" w:lineRule="auto"/>
-              <w:rPr>
-                <w:rFonts w:ascii="Palatino Linotype" w:hAnsi="Palatino Linotype"/>
-                <w:sz w:val="24"/>
-                <w:szCs w:val="24"/>
-              </w:rPr>
-            </w:pPr>
-          </w:p>
-          <w:p>
-            <w:pPr>
-              <w:bidi w:val="0"/>
-              <w:spacing w:line="240" w:lineRule="auto"/>
               <w:jc w:val="both"/>
               <w:rPr>
                 <w:rFonts w:ascii="Yekan" w:hAnsi="Yekan"/>
@@ -4010,18 +4007,17 @@
               <w:bidi w:val="0"/>
               <w:spacing w:line="240" w:lineRule="auto"/>
               <w:rPr>
-                <w:rFonts w:ascii="Palatino Linotype" w:hAnsi="Palatino Linotype"/>
-                <w:sz w:val="32"/>
-                <w:szCs w:val="32"/>
-              </w:rPr>
-            </w:pPr>
-            <w:r>
-              <w:rPr>
                 <w:rFonts w:ascii="Yekan" w:hAnsi="Yekan"/>
                 <w:color w:val="242729"/>
                 <w:shd w:val="clear" w:color="auto" w:fill="FFFFFF"/>
               </w:rPr>
-              <w:lastRenderedPageBreak/>
+            </w:pPr>
+            <w:r>
+              <w:rPr>
+                <w:rFonts w:ascii="Yekan" w:hAnsi="Yekan"/>
+                <w:color w:val="242729"/>
+                <w:shd w:val="clear" w:color="auto" w:fill="FFFFFF"/>
+              </w:rPr>
               <w:t>phone: +98-(911) 217 4353.</w:t>
             </w:r>
           </w:p>
